--- a/data_store/word/Trẻ 34 tháng tuổi.docx
+++ b/data_store/word/Trẻ 34 tháng tuổi.docx
@@ -377,59 +377,6 @@
       <w:pPr>
         <w:spacing w:after="0"/>
       </w:pPr>
-      <w:r>
-        <w:rPr>
-          <w:noProof/>
-        </w:rPr>
-        <w:drawing>
-          <wp:inline distT="0" distB="0" distL="0" distR="0">
-            <wp:extent cx="4763135" cy="3167380"/>
-            <wp:effectExtent l="0" t="0" r="0" b="0"/>
-            <wp:docPr id="1" name="Picture 1" descr="&#10;Ở trẻ 34 tháng tuổi thì hầu như răng đã mọc gần đủ vì vậy việc chăm sóc răng miệng sớm hơn là rất cần thiết&#10;"/>
-            <wp:cNvGraphicFramePr>
-              <a:graphicFrameLocks xmlns:a="http://schemas.openxmlformats.org/drawingml/2006/main" noChangeAspect="1"/>
-            </wp:cNvGraphicFramePr>
-            <a:graphic xmlns:a="http://schemas.openxmlformats.org/drawingml/2006/main">
-              <a:graphicData uri="http://schemas.openxmlformats.org/drawingml/2006/picture">
-                <pic:pic xmlns:pic="http://schemas.openxmlformats.org/drawingml/2006/picture">
-                  <pic:nvPicPr>
-                    <pic:cNvPr id="0" name="Picture 2" descr="&#10;Ở trẻ 34 tháng tuổi thì hầu như răng đã mọc gần đủ vì vậy việc chăm sóc răng miệng sớm hơn là rất cần thiết&#10;"/>
-                    <pic:cNvPicPr>
-                      <a:picLocks noChangeAspect="1" noChangeArrowheads="1"/>
-                    </pic:cNvPicPr>
-                  </pic:nvPicPr>
-                  <pic:blipFill>
-                    <a:blip r:embed="rId10">
-                      <a:extLst>
-                        <a:ext uri="{28A0092B-C50C-407E-A947-70E740481C1C}">
-                          <a14:useLocalDpi xmlns:a14="http://schemas.microsoft.com/office/drawing/2010/main" val="0"/>
-                        </a:ext>
-                      </a:extLst>
-                    </a:blip>
-                    <a:srcRect/>
-                    <a:stretch>
-                      <a:fillRect/>
-                    </a:stretch>
-                  </pic:blipFill>
-                  <pic:spPr bwMode="auto">
-                    <a:xfrm>
-                      <a:off x="0" y="0"/>
-                      <a:ext cx="4763135" cy="3167380"/>
-                    </a:xfrm>
-                    <a:prstGeom prst="rect">
-                      <a:avLst/>
-                    </a:prstGeom>
-                    <a:noFill/>
-                    <a:ln>
-                      <a:noFill/>
-                    </a:ln>
-                  </pic:spPr>
-                </pic:pic>
-              </a:graphicData>
-            </a:graphic>
-          </wp:inline>
-        </w:drawing>
-      </w:r>
     </w:p>
     <w:p>
       <w:r>
@@ -440,6 +387,7 @@
       <w:pPr>
         <w:pStyle w:val="NormalWeb"/>
       </w:pPr>
+      <w:bookmarkStart w:id="0" w:name="_GoBack"/>
       <w:r>
         <w:t xml:space="preserve">Những điều phụ huynh cần lưu ý để </w:t>
       </w:r>
@@ -477,7 +425,7 @@
       <w:r>
         <w:t xml:space="preserve">Các bậc phụ huynh có chế độ ăn với lượng đường thấp sẽ giúp làm giảm lượng vi khuẩn </w:t>
       </w:r>
-      <w:hyperlink r:id="rId11" w:history="1">
+      <w:hyperlink r:id="rId10" w:history="1">
         <w:r>
           <w:rPr>
             <w:rStyle w:val="Hyperlink"/>
@@ -539,12 +487,12 @@
         <w:t>Tập cho bé ăn cứng. Mẹ nên chú ý sự quan sát sự phát triển của răng cửa và cho bé ăn những thức ăn có độ cứng phù hợp để răng bé phát triển toàn diện hơn.</w:t>
       </w:r>
     </w:p>
+    <w:bookmarkEnd w:id="0"/>
     <w:p>
       <w:pPr>
         <w:pStyle w:val="NormalWeb"/>
       </w:pPr>
       <w:r>
-        <w:lastRenderedPageBreak/>
         <w:t>Hy vọng với những thông tin trên đây, các bậc phụ huynh đã biết cách chăm sóc răng miệng cho bé cũng như có một chế độ dinh dưỡng cho trẻ 34 tháng tuổi một cách hợp lý. Qua đó đảm bảo cho trẻ sức khỏe tốt để phát triển một cách toàn diện.</w:t>
       </w:r>
     </w:p>
@@ -571,7 +519,7 @@
       <w:r>
         <w:t xml:space="preserve">Bên cạnh đó, cha mẹ còn cần bổ sung cho con các vi khoáng chất thiết yếu như </w:t>
       </w:r>
-      <w:hyperlink r:id="rId12" w:history="1">
+      <w:hyperlink r:id="rId11" w:history="1">
         <w:r>
           <w:rPr>
             <w:rStyle w:val="Hyperlink"/>
@@ -594,7 +542,7 @@
       <w:r>
         <w:t xml:space="preserve"> </w:t>
       </w:r>
-      <w:hyperlink r:id="rId13" w:history="1">
+      <w:hyperlink r:id="rId12" w:history="1">
         <w:r>
           <w:rPr>
             <w:rStyle w:val="Hyperlink"/>
@@ -614,7 +562,7 @@
       <w:r>
         <w:t xml:space="preserve"> </w:t>
       </w:r>
-      <w:hyperlink r:id="rId14" w:history="1">
+      <w:hyperlink r:id="rId13" w:history="1">
         <w:r>
           <w:rPr>
             <w:rStyle w:val="Hyperlink"/>
@@ -631,7 +579,7 @@
         </w:rPr>
         <w:t>,</w:t>
       </w:r>
-      <w:hyperlink r:id="rId15" w:history="1">
+      <w:hyperlink r:id="rId14" w:history="1">
         <w:r>
           <w:rPr>
             <w:rStyle w:val="Hyperlink"/>
@@ -649,9 +597,13 @@
         <w:t>,</w:t>
       </w:r>
       <w:r>
-        <w:t xml:space="preserve"> ... để đáp ứng đầy đủ nhu cầu về dưỡng chất ở trẻ. Việc bổ sung các vitamin thiết yếu này còn hỗ trợ tiêu hóa, tăng cường khả năng hấp thu dưỡng chất, giúp cải thiện tình trạng biếng ăn, giúp trẻ ăn ngon miệng. Cha mẹ có thể đồng thời áp dụng việc bổ sung chất qua đường ăn uống và các thực phẩm chức năng có nguồn gốc từ tự nhiên để bé dễ hấp thụ. Điều quan trọng nhất là việc cải thiện triệu chứng cho bé thường phải diễn ra trong thời gian dài. Việc kết hợp nhiều loại thực phẩm chức năng cùng lúc hoặc thay đổi liên tục nhiều loại trong thời gian ngắn có thể khiến hệ tiêu hóa của bé không kịp thích nghi và hoàn toàn không tốt. Vì vậy cha mẹ phải thực sự kiên trì đồng hành cùng con và thường xuyên truy cập website </w:t>
-      </w:r>
-      <w:hyperlink r:id="rId16" w:history="1">
+        <w:t xml:space="preserve"> ... để đáp ứng đầy đủ nhu cầu về dưỡng chất ở trẻ. Việc bổ sung các vitamin thiết yếu này còn hỗ trợ tiêu hóa, tăng cường khả năng hấp thu dưỡng chất, giúp cải thiện tình trạng biếng ăn, giúp trẻ ăn ngon miệng. Cha mẹ có thể đồng thời áp dụng việc bổ sung chất qua đường ăn uống và các thực phẩm chức năng có nguồn gốc từ tự nhiên để bé dễ hấp thụ. Điều quan trọng nhất là việc cải thiện triệu chứng cho bé thường phải diễn ra trong thời gian dài. Việc kết hợp nhiều loại thực phẩm chức năng cùng lúc hoặc thay đổi liên tục nhiều loại trong thời gian ngắn có thể khiến hệ tiêu hóa của bé không kịp thích nghi và hoàn toàn không tốt. Vì </w:t>
+      </w:r>
+      <w:r>
+        <w:lastRenderedPageBreak/>
+        <w:t xml:space="preserve">vậy cha mẹ phải thực sự kiên trì đồng hành cùng con và thường xuyên truy cập website </w:t>
+      </w:r>
+      <w:hyperlink r:id="rId15" w:history="1">
         <w:r>
           <w:rPr>
             <w:rStyle w:val="Hyperlink"/>
@@ -672,7 +624,7 @@
       <w:r>
         <w:t xml:space="preserve">Để đặt lịch khám tại viện, Quý khách vui lòng bấm số </w:t>
       </w:r>
-      <w:hyperlink r:id="rId17" w:anchor="modal-call-button')" w:history="1">
+      <w:hyperlink r:id="rId16" w:anchor="modal-call-button')" w:history="1">
         <w:r>
           <w:rPr>
             <w:rStyle w:val="Hyperlink"/>
@@ -683,7 +635,7 @@
       <w:r>
         <w:t xml:space="preserve"> hoặc đặt lịch trực tiếp </w:t>
       </w:r>
-      <w:hyperlink r:id="rId18" w:tgtFrame="_blank" w:history="1">
+      <w:hyperlink r:id="rId17" w:tgtFrame="_blank" w:history="1">
         <w:r>
           <w:rPr>
             <w:rStyle w:val="Hyperlink"/>
@@ -694,7 +646,7 @@
       <w:r>
         <w:t xml:space="preserve">. Tải và đặt lịch khám tự động trên ứng dụng </w:t>
       </w:r>
-      <w:hyperlink r:id="rId19" w:tgtFrame="_blank" w:history="1">
+      <w:hyperlink r:id="rId18" w:tgtFrame="_blank" w:history="1">
         <w:r>
           <w:rPr>
             <w:rStyle w:val="Hyperlink"/>
@@ -706,10 +658,7 @@
         <w:t xml:space="preserve"> để quản lý, theo dõi lịch và đặt hẹn mọi lúc mọi nơi ngay trên ứng dụng.</w:t>
       </w:r>
     </w:p>
-    <w:p>
-      <w:bookmarkStart w:id="0" w:name="_GoBack"/>
-      <w:bookmarkEnd w:id="0"/>
-    </w:p>
+    <w:p/>
     <w:sectPr>
       <w:pgSz w:w="12240" w:h="15840"/>
       <w:pgMar w:top="1440" w:right="1440" w:bottom="1440" w:left="1440" w:header="720" w:footer="720" w:gutter="0"/>
